--- a/yomimono1/output_novel.docx
+++ b/yomimono1/output_novel.docx
@@ -739,7 +739,7 @@
     </w:p>
     <w:p>
       <w:r>
-        <w:t>前から歩いてきたスマートフォン歩きをする若い男と、肩がぶつかりそうになった――その瞬間。再び、男の肩が俺の腕を完全に「すり抜けた」。</w:t>
+        <w:t>前から歩いてきた歩きスマホをする若い男と、肩がぶつかりそうになった――その瞬間。再び、男の肩が俺の腕を完全に「すり抜けた」。</w:t>
       </w:r>
     </w:p>
     <w:p>
